--- a/media/R4444/output_dir/jl/测试用例记录.docx
+++ b/media/R4444/output_dir/jl/测试用例记录.docx
@@ -25,7 +25,7 @@
         <w:rPr>
           <w:rFonts w:hint="eastAsia"/>
         </w:rPr>
-        <w:t xml:space="preserve">文档审查</w:t>
+        <w:t xml:space="preserve">文档审查111</w:t>
       </w:r>
     </w:p>
     <w:tbl>
@@ -274,7 +274,7 @@
                 <w:noProof/>
                 <w:szCs w:val="21"/>
               </w:rPr>
-              <w:t xml:space="preserve">文档审查</w:t>
+              <w:t xml:space="preserve">文档审查111</w:t>
             </w:r>
           </w:p>
           <w:p>
@@ -1423,7 +1423,7 @@
                 <w:noProof/>
                 <w:szCs w:val="21"/>
               </w:rPr>
-              <w:t xml:space="preserve">文档审查</w:t>
+              <w:t xml:space="preserve">文档审查111</w:t>
             </w:r>
           </w:p>
           <w:p>
@@ -2572,7 +2572,7 @@
                 <w:noProof/>
                 <w:szCs w:val="21"/>
               </w:rPr>
-              <w:t xml:space="preserve">文档审查</w:t>
+              <w:t xml:space="preserve">文档审查111</w:t>
             </w:r>
           </w:p>
           <w:p>
@@ -3721,7 +3721,7 @@
                 <w:noProof/>
                 <w:szCs w:val="21"/>
               </w:rPr>
-              <w:t xml:space="preserve">文档审查</w:t>
+              <w:t xml:space="preserve">文档审查111</w:t>
             </w:r>
           </w:p>
           <w:p>
@@ -4870,7 +4870,7 @@
                 <w:noProof/>
                 <w:szCs w:val="21"/>
               </w:rPr>
-              <w:t xml:space="preserve">文档审查</w:t>
+              <w:t xml:space="preserve">文档审查111</w:t>
             </w:r>
           </w:p>
           <w:p>
@@ -6019,7 +6019,7 @@
                 <w:noProof/>
                 <w:szCs w:val="21"/>
               </w:rPr>
-              <w:t xml:space="preserve">文档审查</w:t>
+              <w:t xml:space="preserve">文档审查111</w:t>
             </w:r>
           </w:p>
           <w:p>
@@ -7168,7 +7168,7 @@
                 <w:noProof/>
                 <w:szCs w:val="21"/>
               </w:rPr>
-              <w:t xml:space="preserve">文档审查</w:t>
+              <w:t xml:space="preserve">文档审查111</w:t>
             </w:r>
           </w:p>
           <w:p>
@@ -8188,7 +8188,7 @@
                 <w:noProof/>
                 <w:szCs w:val="21"/>
               </w:rPr>
-              <w:t xml:space="preserve">静态分析</w:t>
+              <w:t xml:space="preserve">静态分析111</w:t>
             </w:r>
           </w:p>
         </w:tc>
@@ -9132,7 +9132,7 @@
         <w:rPr>
           <w:rFonts w:hint="eastAsia"/>
         </w:rPr>
-        <w:t xml:space="preserve">代码审查</w:t>
+        <w:t xml:space="preserve">代码审查111</w:t>
       </w:r>
     </w:p>
     <w:tbl>
@@ -9381,7 +9381,7 @@
                 <w:noProof/>
                 <w:szCs w:val="21"/>
               </w:rPr>
-              <w:t xml:space="preserve">代码审查</w:t>
+              <w:t xml:space="preserve">代码审查111</w:t>
             </w:r>
           </w:p>
           <w:p>
@@ -11029,7 +11029,7 @@
                 <w:szCs w:val="21"/>
               </w:rPr>
               <w:lastRenderedPageBreak/>
-              <w:t xml:space="preserve">未执行</w:t>
+              <w:t xml:space="preserve">未通过</w:t>
             </w:r>
           </w:p>
         </w:tc>
@@ -11333,6 +11333,3075 @@
         <w:t xml:space="preserve">神奇宝贝测试项1号</w:t>
       </w:r>
     </w:p>
+    <w:p>
+      <w:pPr>
+        <w:pStyle w:val="30"/>
+      </w:pPr>
+      <w:r>
+        <w:rPr>
+          <w:rFonts w:hint="eastAsia"/>
+        </w:rPr>
+        <w:t xml:space="preserve">首轮测试项1号</w:t>
+      </w:r>
+    </w:p>
+    <w:tbl>
+      <w:tblPr>
+        <w:tblStyle w:val="aff2"/>
+        <w:tblW w:w="0" w:type="auto"/>
+        <w:tblLayout w:type="fixed"/>
+        <w:tblCellMar>
+          <w:top w:w="68" w:type="dxa"/>
+          <w:bottom w:w="68" w:type="dxa"/>
+        </w:tblCellMar>
+        <w:tblLook w:val="04A0" w:firstRow="1" w:lastRow="0" w:firstColumn="1" w:lastColumn="0" w:noHBand="0" w:noVBand="1"/>
+      </w:tblPr>
+      <w:tblGrid>
+        <w:gridCol w:w="1181"/>
+        <w:gridCol w:w="646"/>
+        <w:gridCol w:w="3689"/>
+        <w:gridCol w:w="397"/>
+        <w:gridCol w:w="735"/>
+        <w:gridCol w:w="1562"/>
+        <w:gridCol w:w="279"/>
+        <w:gridCol w:w="4254"/>
+        <w:gridCol w:w="1229"/>
+      </w:tblGrid>
+      <w:tr>
+        <w:trPr>
+          <w:cnfStyle w:val="100000000000" w:firstRow="1" w:lastRow="0" w:firstColumn="0" w:lastColumn="0" w:oddVBand="0" w:evenVBand="0" w:oddHBand="0" w:evenHBand="0" w:firstRowFirstColumn="0" w:firstRowLastColumn="0" w:lastRowFirstColumn="0" w:lastRowLastColumn="0"/>
+        </w:trPr>
+        <w:tc>
+          <w:tcPr>
+            <w:tcW w:w="13972" w:type="dxa"/>
+            <w:gridSpan w:val="9"/>
+          </w:tcPr>
+          <w:p>
+            <w:pPr>
+              <w:pStyle w:val="af4"/>
+              <w:numPr>
+                <w:ilvl w:val="0"/>
+                <w:numId w:val="26"/>
+              </w:numPr>
+              <w:ind w:firstLineChars="0"/>
+              <w:jc w:val="left"/>
+              <w:rPr>
+                <w:szCs w:val="21"/>
+              </w:rPr>
+            </w:pPr>
+          </w:p>
+        </w:tc>
+      </w:tr>
+      <w:tr>
+        <w:tc>
+          <w:tcPr>
+            <w:tcW w:w="1827" w:type="dxa"/>
+            <w:gridSpan w:val="2"/>
+            <w:hideMark/>
+          </w:tcPr>
+          <w:p>
+            <w:pPr>
+              <w:jc w:val="center"/>
+              <w:rPr>
+                <w:rFonts w:eastAsia="黑体"/>
+                <w:bCs/>
+                <w:szCs w:val="21"/>
+              </w:rPr>
+            </w:pPr>
+            <w:r>
+              <w:rPr>
+                <w:rFonts w:eastAsia="黑体"/>
+                <w:bCs/>
+                <w:szCs w:val="21"/>
+              </w:rPr>
+              <w:t>测试用例名称</w:t>
+            </w:r>
+          </w:p>
+        </w:tc>
+        <w:tc>
+          <w:tcPr>
+            <w:tcW w:w="4821" w:type="dxa"/>
+            <w:gridSpan w:val="3"/>
+          </w:tcPr>
+          <w:p>
+            <w:pPr>
+              <w:jc w:val="center"/>
+              <w:rPr>
+                <w:szCs w:val="21"/>
+              </w:rPr>
+            </w:pPr>
+            <w:r>
+              <w:rPr>
+                <w:rFonts w:hint="eastAsia"/>
+                <w:noProof/>
+                <w:szCs w:val="21"/>
+              </w:rPr>
+              <w:t xml:space="preserve">测试用例1号首轮滴</w:t>
+            </w:r>
+          </w:p>
+        </w:tc>
+        <w:tc>
+          <w:tcPr>
+            <w:tcW w:w="1841" w:type="dxa"/>
+            <w:gridSpan w:val="2"/>
+            <w:hideMark/>
+          </w:tcPr>
+          <w:p>
+            <w:pPr>
+              <w:jc w:val="center"/>
+              <w:rPr>
+                <w:b/>
+                <w:szCs w:val="21"/>
+              </w:rPr>
+            </w:pPr>
+            <w:r>
+              <w:rPr>
+                <w:rFonts w:eastAsia="黑体"/>
+                <w:bCs/>
+                <w:szCs w:val="21"/>
+              </w:rPr>
+              <w:t>标</w:t>
+            </w:r>
+            <w:r>
+              <w:rPr>
+                <w:rFonts w:eastAsia="黑体"/>
+                <w:bCs/>
+                <w:szCs w:val="21"/>
+              </w:rPr>
+              <w:t xml:space="preserve">   </w:t>
+            </w:r>
+            <w:r>
+              <w:rPr>
+                <w:rFonts w:eastAsia="黑体"/>
+                <w:bCs/>
+                <w:szCs w:val="21"/>
+              </w:rPr>
+              <w:t>识</w:t>
+            </w:r>
+          </w:p>
+        </w:tc>
+        <w:tc>
+          <w:tcPr>
+            <w:tcW w:w="5483" w:type="dxa"/>
+            <w:gridSpan w:val="2"/>
+          </w:tcPr>
+          <w:p>
+            <w:pPr>
+              <w:jc w:val="center"/>
+              <w:rPr>
+                <w:b/>
+                <w:szCs w:val="21"/>
+              </w:rPr>
+            </w:pPr>
+            <w:r>
+              <w:rPr>
+                <w:rFonts w:hint="eastAsia"/>
+                <w:szCs w:val="21"/>
+              </w:rPr>
+              <w:t xml:space="preserve">YL_FT_CCCC_001</w:t>
+            </w:r>
+          </w:p>
+        </w:tc>
+      </w:tr>
+      <w:tr>
+        <w:tc>
+          <w:tcPr>
+            <w:tcW w:w="1827" w:type="dxa"/>
+            <w:gridSpan w:val="2"/>
+            <w:hideMark/>
+          </w:tcPr>
+          <w:p>
+            <w:pPr>
+              <w:jc w:val="center"/>
+              <w:rPr>
+                <w:b/>
+                <w:szCs w:val="21"/>
+              </w:rPr>
+            </w:pPr>
+            <w:r>
+              <w:rPr>
+                <w:rFonts w:eastAsia="黑体"/>
+                <w:bCs/>
+                <w:szCs w:val="21"/>
+              </w:rPr>
+              <w:t>追踪关系</w:t>
+            </w:r>
+          </w:p>
+        </w:tc>
+        <w:tc>
+          <w:tcPr>
+            <w:tcW w:w="12145" w:type="dxa"/>
+            <w:gridSpan w:val="7"/>
+          </w:tcPr>
+          <w:p>
+            <w:pPr>
+              <w:rPr>
+                <w:noProof/>
+                <w:szCs w:val="21"/>
+              </w:rPr>
+            </w:pPr>
+            <w:r>
+              <w:rPr>
+                <w:noProof/>
+                <w:szCs w:val="21"/>
+              </w:rPr>
+              <w:t>软件测试依据：</w:t>
+            </w:r>
+            <w:r>
+              <w:rPr>
+                <w:rFonts w:hint="eastAsia"/>
+                <w:noProof/>
+                <w:szCs w:val="21"/>
+              </w:rPr>
+              <w:t>测评大纲</w:t>
+            </w:r>
+          </w:p>
+          <w:p>
+            <w:pPr>
+              <w:rPr>
+                <w:noProof/>
+                <w:szCs w:val="21"/>
+              </w:rPr>
+            </w:pPr>
+            <w:r>
+              <w:rPr>
+                <w:noProof/>
+                <w:szCs w:val="21"/>
+              </w:rPr>
+              <w:t>测试需求分析：（</w:t>
+            </w:r>
+            <w:r>
+              <w:rPr>
+                <w:rFonts w:hint="eastAsia"/>
+                <w:noProof/>
+                <w:szCs w:val="21"/>
+              </w:rPr>
+              <w:t xml:space="preserve">6.2.4.3</w:t>
+            </w:r>
+            <w:r>
+              <w:rPr>
+                <w:noProof/>
+                <w:szCs w:val="21"/>
+              </w:rPr>
+              <w:t>）</w:t>
+            </w:r>
+            <w:r>
+              <w:rPr>
+                <w:rFonts w:hint="eastAsia"/>
+                <w:noProof/>
+                <w:szCs w:val="21"/>
+              </w:rPr>
+              <w:t xml:space="preserve">首轮测试项1号</w:t>
+            </w:r>
+          </w:p>
+          <w:p>
+            <w:pPr>
+              <w:rPr>
+                <w:i/>
+                <w:szCs w:val="21"/>
+              </w:rPr>
+            </w:pPr>
+            <w:r>
+              <w:rPr>
+                <w:noProof/>
+                <w:szCs w:val="21"/>
+              </w:rPr>
+              <w:t>测试需求标识：</w:t>
+            </w:r>
+            <w:r>
+              <w:rPr>
+                <w:rFonts w:hint="eastAsia"/>
+                <w:noProof/>
+                <w:szCs w:val="21"/>
+              </w:rPr>
+              <w:t xml:space="preserve">XQ_FT_CCCC</w:t>
+            </w:r>
+          </w:p>
+        </w:tc>
+      </w:tr>
+      <w:tr>
+        <w:tc>
+          <w:tcPr>
+            <w:tcW w:w="1827" w:type="dxa"/>
+            <w:gridSpan w:val="2"/>
+            <w:hideMark/>
+          </w:tcPr>
+          <w:p>
+            <w:pPr>
+              <w:jc w:val="center"/>
+              <w:rPr>
+                <w:rFonts w:eastAsia="黑体"/>
+                <w:bCs/>
+                <w:szCs w:val="21"/>
+              </w:rPr>
+            </w:pPr>
+            <w:r>
+              <w:rPr>
+                <w:rFonts w:eastAsia="黑体"/>
+                <w:bCs/>
+                <w:szCs w:val="21"/>
+              </w:rPr>
+              <w:t>测试用例综述</w:t>
+            </w:r>
+          </w:p>
+        </w:tc>
+        <w:tc>
+          <w:tcPr>
+            <w:tcW w:w="12145" w:type="dxa"/>
+            <w:gridSpan w:val="7"/>
+          </w:tcPr>
+          <w:p>
+            <w:pPr>
+              <w:rPr>
+                <w:szCs w:val="21"/>
+              </w:rPr>
+            </w:pPr>
+            <w:r>
+              <w:rPr>
+                <w:rFonts w:hint="eastAsia"/>
+                <w:szCs w:val="21"/>
+              </w:rPr>
+              <w:t xml:space="preserve">22222</w:t>
+            </w:r>
+          </w:p>
+        </w:tc>
+      </w:tr>
+      <w:tr>
+        <w:tc>
+          <w:tcPr>
+            <w:tcW w:w="1827" w:type="dxa"/>
+            <w:gridSpan w:val="2"/>
+            <w:hideMark/>
+          </w:tcPr>
+          <w:p>
+            <w:pPr>
+              <w:jc w:val="center"/>
+              <w:rPr>
+                <w:rFonts w:eastAsia="黑体"/>
+                <w:bCs/>
+                <w:szCs w:val="21"/>
+              </w:rPr>
+            </w:pPr>
+            <w:r>
+              <w:rPr>
+                <w:rFonts w:eastAsia="黑体"/>
+                <w:bCs/>
+                <w:szCs w:val="21"/>
+              </w:rPr>
+              <w:t>用例初始化</w:t>
+            </w:r>
+          </w:p>
+        </w:tc>
+        <w:tc>
+          <w:tcPr>
+            <w:tcW w:w="12145" w:type="dxa"/>
+            <w:gridSpan w:val="7"/>
+          </w:tcPr>
+          <w:p>
+            <w:pPr>
+              <w:rPr>
+                <w:szCs w:val="21"/>
+              </w:rPr>
+            </w:pPr>
+            <w:r>
+              <w:rPr>
+                <w:rFonts w:hint="eastAsia"/>
+                <w:kern w:val="0"/>
+                <w:szCs w:val="21"/>
+              </w:rPr>
+              <w:t xml:space="preserve">软件正常启动，正常运行</w:t>
+            </w:r>
+          </w:p>
+        </w:tc>
+      </w:tr>
+      <w:tr>
+        <w:tc>
+          <w:tcPr>
+            <w:tcW w:w="1827" w:type="dxa"/>
+            <w:gridSpan w:val="2"/>
+            <w:hideMark/>
+          </w:tcPr>
+          <w:p>
+            <w:pPr>
+              <w:jc w:val="center"/>
+              <w:rPr>
+                <w:rFonts w:eastAsia="黑体"/>
+                <w:bCs/>
+                <w:szCs w:val="21"/>
+              </w:rPr>
+            </w:pPr>
+            <w:r>
+              <w:rPr>
+                <w:rFonts w:eastAsia="黑体"/>
+                <w:bCs/>
+                <w:szCs w:val="21"/>
+              </w:rPr>
+              <w:t>前提和约束</w:t>
+            </w:r>
+          </w:p>
+        </w:tc>
+        <w:tc>
+          <w:tcPr>
+            <w:tcW w:w="12145" w:type="dxa"/>
+            <w:gridSpan w:val="7"/>
+          </w:tcPr>
+          <w:p>
+            <w:pPr>
+              <w:rPr>
+                <w:szCs w:val="21"/>
+              </w:rPr>
+            </w:pPr>
+            <w:r>
+              <w:rPr>
+                <w:rFonts w:hint="eastAsia"/>
+                <w:kern w:val="0"/>
+                <w:szCs w:val="21"/>
+              </w:rPr>
+              <w:t xml:space="preserve">软件正常启动，外部接口运行正常</w:t>
+            </w:r>
+          </w:p>
+        </w:tc>
+      </w:tr>
+      <w:tr>
+        <w:tc>
+          <w:tcPr>
+            <w:tcW w:w="13972" w:type="dxa"/>
+            <w:gridSpan w:val="9"/>
+            <w:hideMark/>
+          </w:tcPr>
+          <w:p>
+            <w:pPr>
+              <w:jc w:val="center"/>
+              <w:rPr>
+                <w:rFonts w:eastAsia="黑体"/>
+                <w:bCs/>
+                <w:szCs w:val="21"/>
+              </w:rPr>
+            </w:pPr>
+            <w:r>
+              <w:rPr>
+                <w:rFonts w:eastAsia="黑体"/>
+                <w:bCs/>
+                <w:szCs w:val="21"/>
+              </w:rPr>
+              <w:t>测试步骤</w:t>
+            </w:r>
+          </w:p>
+        </w:tc>
+      </w:tr>
+      <w:tr>
+        <w:tc>
+          <w:tcPr>
+            <w:tcW w:w="1181" w:type="dxa"/>
+            <w:hideMark/>
+          </w:tcPr>
+          <w:p>
+            <w:pPr>
+              <w:jc w:val="center"/>
+              <w:rPr>
+                <w:rFonts w:eastAsia="黑体"/>
+                <w:bCs/>
+                <w:szCs w:val="21"/>
+              </w:rPr>
+            </w:pPr>
+            <w:r>
+              <w:rPr>
+                <w:rFonts w:eastAsia="黑体"/>
+                <w:bCs/>
+                <w:szCs w:val="21"/>
+              </w:rPr>
+              <w:t>序号</w:t>
+            </w:r>
+          </w:p>
+        </w:tc>
+        <w:tc>
+          <w:tcPr>
+            <w:tcW w:w="4335" w:type="dxa"/>
+            <w:gridSpan w:val="2"/>
+            <w:hideMark/>
+          </w:tcPr>
+          <w:p>
+            <w:pPr>
+              <w:jc w:val="center"/>
+              <w:rPr>
+                <w:rFonts w:eastAsia="黑体"/>
+                <w:bCs/>
+                <w:szCs w:val="21"/>
+              </w:rPr>
+            </w:pPr>
+            <w:r>
+              <w:rPr>
+                <w:rFonts w:eastAsia="黑体"/>
+                <w:bCs/>
+                <w:szCs w:val="21"/>
+              </w:rPr>
+              <w:t>输入及操作</w:t>
+            </w:r>
+          </w:p>
+        </w:tc>
+        <w:tc>
+          <w:tcPr>
+            <w:tcW w:w="2694" w:type="dxa"/>
+            <w:gridSpan w:val="3"/>
+            <w:hideMark/>
+          </w:tcPr>
+          <w:p>
+            <w:pPr>
+              <w:jc w:val="center"/>
+              <w:rPr>
+                <w:rFonts w:eastAsia="黑体"/>
+                <w:bCs/>
+                <w:szCs w:val="21"/>
+              </w:rPr>
+            </w:pPr>
+            <w:r>
+              <w:rPr>
+                <w:rFonts w:eastAsia="黑体"/>
+                <w:bCs/>
+                <w:szCs w:val="21"/>
+              </w:rPr>
+              <w:t>期望结果与评估标准</w:t>
+            </w:r>
+          </w:p>
+        </w:tc>
+        <w:tc>
+          <w:tcPr>
+            <w:tcW w:w="4533" w:type="dxa"/>
+            <w:gridSpan w:val="2"/>
+            <w:hideMark/>
+          </w:tcPr>
+          <w:p>
+            <w:pPr>
+              <w:jc w:val="center"/>
+              <w:rPr>
+                <w:rFonts w:eastAsia="黑体"/>
+                <w:bCs/>
+                <w:szCs w:val="21"/>
+              </w:rPr>
+            </w:pPr>
+            <w:r>
+              <w:rPr>
+                <w:rFonts w:eastAsia="黑体"/>
+                <w:bCs/>
+                <w:szCs w:val="21"/>
+              </w:rPr>
+              <w:t>实测结果</w:t>
+            </w:r>
+          </w:p>
+        </w:tc>
+        <w:tc>
+          <w:tcPr>
+            <w:tcW w:w="1229" w:type="dxa"/>
+            <w:hideMark/>
+          </w:tcPr>
+          <w:p>
+            <w:pPr>
+              <w:jc w:val="center"/>
+              <w:rPr>
+                <w:rFonts w:eastAsia="黑体"/>
+                <w:bCs/>
+                <w:szCs w:val="21"/>
+              </w:rPr>
+            </w:pPr>
+            <w:r>
+              <w:rPr>
+                <w:rFonts w:eastAsia="黑体"/>
+                <w:bCs/>
+                <w:szCs w:val="21"/>
+              </w:rPr>
+              <w:t>通过</w:t>
+            </w:r>
+          </w:p>
+          <w:p>
+            <w:pPr>
+              <w:jc w:val="center"/>
+              <w:rPr>
+                <w:rFonts w:eastAsia="黑体"/>
+                <w:bCs/>
+                <w:szCs w:val="21"/>
+              </w:rPr>
+            </w:pPr>
+            <w:r>
+              <w:rPr>
+                <w:rFonts w:eastAsia="黑体"/>
+                <w:bCs/>
+                <w:szCs w:val="21"/>
+              </w:rPr>
+              <w:t>与否</w:t>
+            </w:r>
+          </w:p>
+        </w:tc>
+      </w:tr>
+      <w:tr>
+        <w:tc>
+          <w:tcPr>
+            <w:tcW w:w="1181" w:type="dxa"/>
+          </w:tcPr>
+          <w:p>
+            <w:pPr>
+              <w:jc w:val="center"/>
+              <w:rPr>
+                <w:szCs w:val="21"/>
+              </w:rPr>
+            </w:pPr>
+            <w:r>
+              <w:rPr>
+                <w:rFonts w:hint="eastAsia"/>
+                <w:szCs w:val="21"/>
+              </w:rPr>
+              <w:t xml:space="preserve">1</w:t>
+            </w:r>
+          </w:p>
+        </w:tc>
+        <w:tc>
+          <w:tcPr>
+            <w:tcW w:w="4335" w:type="dxa"/>
+            <w:gridSpan w:val="2"/>
+          </w:tcPr>
+          <w:p>
+            <w:pPr>
+              <w:wordWrap w:val="0"/>
+              <w:adjustRightInd w:val="0"/>
+              <w:rPr>
+                <w:szCs w:val="21"/>
+              </w:rPr>
+            </w:pPr>
+            <w:r>
+              <w:rPr>
+                <w:rFonts w:hint="eastAsia"/>
+                <w:szCs w:val="21"/>
+              </w:rPr>
+              <w:t xml:space="preserve"/>
+            </w:r>
+            <w:r>
+              <w:rPr>
+                <w:szCs w:val="21"/>
+              </w:rPr>
+              <w:t xml:space="preserve">123，123，123</w:t>
+            </w:r>
+            <w:r>
+              <w:rPr>
+                <w:rFonts w:hint="eastAsia"/>
+                <w:szCs w:val="21"/>
+              </w:rPr>
+              <w:t xml:space="preserve"/>
+            </w:r>
+          </w:p>
+        </w:tc>
+        <w:tc>
+          <w:tcPr>
+            <w:tcW w:w="2694" w:type="dxa"/>
+            <w:gridSpan w:val="3"/>
+          </w:tcPr>
+          <w:p>
+            <w:pPr>
+              <w:rPr>
+                <w:noProof/>
+                <w:szCs w:val="21"/>
+              </w:rPr>
+            </w:pPr>
+            <w:r>
+              <w:rPr>
+                <w:rFonts w:hint="eastAsia"/>
+                <w:noProof/>
+                <w:szCs w:val="21"/>
+              </w:rPr>
+              <w:lastRenderedPageBreak/>
+              <w:t xml:space="preserve">123</w:t>
+            </w:r>
+          </w:p>
+        </w:tc>
+        <w:tc>
+          <w:tcPr>
+            <w:tcW w:w="4533" w:type="dxa"/>
+            <w:gridSpan w:val="2"/>
+          </w:tcPr>
+          <w:p>
+            <w:pPr>
+              <w:wordWrap w:val="0"/>
+              <w:adjustRightInd w:val="0"/>
+              <w:rPr>
+                <w:szCs w:val="21"/>
+              </w:rPr>
+            </w:pPr>
+            <w:r>
+              <w:rPr>
+                <w:rFonts w:hint="eastAsia"/>
+                <w:szCs w:val="21"/>
+              </w:rPr>
+              <w:t xml:space="preserve"/>
+            </w:r>
+            <w:r>
+              <w:rPr>
+                <w:szCs w:val="21"/>
+              </w:rPr>
+              <w:t xml:space="preserve">结果通过</w:t>
+            </w:r>
+            <w:r>
+              <w:rPr>
+                <w:rFonts w:hint="eastAsia"/>
+                <w:szCs w:val="21"/>
+              </w:rPr>
+              <w:t xml:space="preserve"/>
+            </w:r>
+          </w:p>
+        </w:tc>
+        <w:tc>
+          <w:tcPr>
+            <w:tcW w:w="1229" w:type="dxa"/>
+          </w:tcPr>
+          <w:p>
+            <w:pPr>
+              <w:rPr>
+                <w:noProof/>
+                <w:szCs w:val="21"/>
+              </w:rPr>
+            </w:pPr>
+            <w:r>
+              <w:rPr>
+                <w:rFonts w:hint="eastAsia"/>
+                <w:noProof/>
+                <w:szCs w:val="21"/>
+              </w:rPr>
+              <w:lastRenderedPageBreak/>
+              <w:t xml:space="preserve">通过</w:t>
+            </w:r>
+          </w:p>
+        </w:tc>
+      </w:tr>
+      <w:tr>
+        <w:tc>
+          <w:tcPr>
+            <w:tcW w:w="1827" w:type="dxa"/>
+            <w:gridSpan w:val="2"/>
+            <w:hideMark/>
+          </w:tcPr>
+          <w:p>
+            <w:pPr>
+              <w:jc w:val="center"/>
+              <w:rPr>
+                <w:rFonts w:eastAsia="黑体"/>
+                <w:bCs/>
+                <w:szCs w:val="21"/>
+              </w:rPr>
+            </w:pPr>
+            <w:r>
+              <w:rPr>
+                <w:rFonts w:eastAsia="黑体"/>
+                <w:bCs/>
+                <w:szCs w:val="21"/>
+              </w:rPr>
+              <w:t>执行状态</w:t>
+            </w:r>
+          </w:p>
+        </w:tc>
+        <w:tc>
+          <w:tcPr>
+            <w:tcW w:w="4086" w:type="dxa"/>
+            <w:gridSpan w:val="2"/>
+          </w:tcPr>
+          <w:p>
+            <w:pPr>
+              <w:rPr>
+                <w:szCs w:val="21"/>
+              </w:rPr>
+            </w:pPr>
+            <w:r>
+              <w:rPr>
+                <w:rFonts w:hint="eastAsia"/>
+                <w:szCs w:val="21"/>
+              </w:rPr>
+              <w:t>已执行</w:t>
+            </w:r>
+          </w:p>
+        </w:tc>
+        <w:tc>
+          <w:tcPr>
+            <w:tcW w:w="2297" w:type="dxa"/>
+            <w:gridSpan w:val="2"/>
+            <w:hideMark/>
+          </w:tcPr>
+          <w:p>
+            <w:pPr>
+              <w:jc w:val="center"/>
+              <w:rPr>
+                <w:rFonts w:eastAsia="黑体"/>
+                <w:bCs/>
+                <w:szCs w:val="21"/>
+              </w:rPr>
+            </w:pPr>
+            <w:r>
+              <w:rPr>
+                <w:rFonts w:eastAsia="黑体"/>
+                <w:bCs/>
+                <w:szCs w:val="21"/>
+              </w:rPr>
+              <w:t>测试时间</w:t>
+            </w:r>
+          </w:p>
+        </w:tc>
+        <w:tc>
+          <w:tcPr>
+            <w:tcW w:w="5762" w:type="dxa"/>
+            <w:gridSpan w:val="3"/>
+          </w:tcPr>
+          <w:p>
+            <w:pPr>
+              <w:rPr>
+                <w:noProof/>
+                <w:szCs w:val="21"/>
+              </w:rPr>
+            </w:pPr>
+            <w:r>
+              <w:rPr>
+                <w:rFonts w:hint="eastAsia"/>
+                <w:noProof/>
+                <w:szCs w:val="21"/>
+              </w:rPr>
+              <w:t xml:space="preserve">2024-09-09</w:t>
+            </w:r>
+          </w:p>
+        </w:tc>
+      </w:tr>
+      <w:tr>
+        <w:tc>
+          <w:tcPr>
+            <w:tcW w:w="1827" w:type="dxa"/>
+            <w:gridSpan w:val="2"/>
+            <w:hideMark/>
+          </w:tcPr>
+          <w:p>
+            <w:pPr>
+              <w:jc w:val="center"/>
+              <w:rPr>
+                <w:rFonts w:eastAsia="黑体"/>
+                <w:bCs/>
+                <w:szCs w:val="21"/>
+              </w:rPr>
+            </w:pPr>
+            <w:r>
+              <w:rPr>
+                <w:rFonts w:eastAsia="黑体"/>
+                <w:bCs/>
+                <w:szCs w:val="21"/>
+              </w:rPr>
+              <w:t>测试人员</w:t>
+            </w:r>
+          </w:p>
+        </w:tc>
+        <w:tc>
+          <w:tcPr>
+            <w:tcW w:w="4086" w:type="dxa"/>
+            <w:gridSpan w:val="2"/>
+          </w:tcPr>
+          <w:p>
+            <w:pPr>
+              <w:rPr>
+                <w:noProof/>
+                <w:szCs w:val="21"/>
+              </w:rPr>
+            </w:pPr>
+            <w:r>
+              <w:rPr>
+                <w:rFonts w:hint="eastAsia"/>
+                <w:noProof/>
+                <w:szCs w:val="21"/>
+              </w:rPr>
+              <w:t xml:space="preserve">陈俊亦</w:t>
+            </w:r>
+          </w:p>
+        </w:tc>
+        <w:tc>
+          <w:tcPr>
+            <w:tcW w:w="2297" w:type="dxa"/>
+            <w:gridSpan w:val="2"/>
+          </w:tcPr>
+          <w:p>
+            <w:pPr>
+              <w:jc w:val="center"/>
+              <w:rPr>
+                <w:rFonts w:eastAsia="黑体"/>
+                <w:bCs/>
+                <w:szCs w:val="21"/>
+              </w:rPr>
+            </w:pPr>
+            <w:r>
+              <w:rPr>
+                <w:rFonts w:eastAsia="黑体"/>
+                <w:bCs/>
+                <w:szCs w:val="21"/>
+              </w:rPr>
+              <w:t>监测人员</w:t>
+            </w:r>
+          </w:p>
+        </w:tc>
+        <w:tc>
+          <w:tcPr>
+            <w:tcW w:w="5762" w:type="dxa"/>
+            <w:gridSpan w:val="3"/>
+          </w:tcPr>
+          <w:p>
+            <w:pPr>
+              <w:rPr>
+                <w:noProof/>
+                <w:szCs w:val="21"/>
+              </w:rPr>
+            </w:pPr>
+            <w:r>
+              <w:rPr>
+                <w:rFonts w:hint="eastAsia"/>
+                <w:noProof/>
+                <w:szCs w:val="21"/>
+              </w:rPr>
+              <w:t xml:space="preserve">陈俊亦</w:t>
+            </w:r>
+          </w:p>
+        </w:tc>
+      </w:tr>
+      <w:tr>
+        <w:tc>
+          <w:tcPr>
+            <w:tcW w:w="1827" w:type="dxa"/>
+            <w:gridSpan w:val="2"/>
+            <w:hideMark/>
+          </w:tcPr>
+          <w:p>
+            <w:pPr>
+              <w:jc w:val="center"/>
+              <w:rPr>
+                <w:rFonts w:eastAsia="黑体"/>
+                <w:bCs/>
+                <w:szCs w:val="21"/>
+              </w:rPr>
+            </w:pPr>
+            <w:r>
+              <w:rPr>
+                <w:rFonts w:eastAsia="黑体"/>
+                <w:bCs/>
+                <w:szCs w:val="21"/>
+              </w:rPr>
+              <w:t>问题单标识</w:t>
+            </w:r>
+          </w:p>
+        </w:tc>
+        <w:tc>
+          <w:tcPr>
+            <w:tcW w:w="12145" w:type="dxa"/>
+            <w:gridSpan w:val="7"/>
+          </w:tcPr>
+          <w:p>
+            <w:pPr>
+              <w:rPr>
+                <w:noProof/>
+                <w:szCs w:val="21"/>
+              </w:rPr>
+            </w:pPr>
+            <w:r>
+              <w:rPr>
+                <w:rFonts w:hint="eastAsia"/>
+                <w:noProof/>
+                <w:szCs w:val="21"/>
+              </w:rPr>
+              <w:t xml:space="preserve"/>
+            </w:r>
+          </w:p>
+        </w:tc>
+      </w:tr>
+      <w:tr>
+        <w:tc>
+          <w:tcPr>
+            <w:tcW w:w="1827" w:type="dxa"/>
+            <w:gridSpan w:val="2"/>
+          </w:tcPr>
+          <w:p>
+            <w:pPr>
+              <w:jc w:val="center"/>
+              <w:rPr>
+                <w:rFonts w:eastAsia="黑体"/>
+                <w:bCs/>
+                <w:szCs w:val="21"/>
+              </w:rPr>
+            </w:pPr>
+            <w:r>
+              <w:rPr>
+                <w:rFonts w:eastAsia="黑体"/>
+                <w:bCs/>
+                <w:szCs w:val="21"/>
+              </w:rPr>
+              <w:t>备注</w:t>
+            </w:r>
+          </w:p>
+        </w:tc>
+        <w:tc>
+          <w:tcPr>
+            <w:tcW w:w="12145" w:type="dxa"/>
+            <w:gridSpan w:val="7"/>
+          </w:tcPr>
+          <w:p>
+            <w:pPr>
+              <w:rPr>
+                <w:noProof/>
+                <w:szCs w:val="21"/>
+              </w:rPr>
+            </w:pPr>
+            <w:r>
+              <w:rPr>
+                <w:rFonts w:hint="eastAsia"/>
+                <w:noProof/>
+                <w:szCs w:val="21"/>
+              </w:rPr>
+              <w:t>/</w:t>
+            </w:r>
+          </w:p>
+        </w:tc>
+      </w:tr>
+    </w:tbl>
+    <w:p/>
+    <w:p>
+      <w:pPr>
+        <w:pStyle w:val="30"/>
+      </w:pPr>
+      <w:r>
+        <w:rPr>
+          <w:rFonts w:hint="eastAsia"/>
+        </w:rPr>
+        <w:t xml:space="preserve">某测试项</w:t>
+      </w:r>
+    </w:p>
+    <w:tbl>
+      <w:tblPr>
+        <w:tblStyle w:val="aff2"/>
+        <w:tblW w:w="0" w:type="auto"/>
+        <w:tblLayout w:type="fixed"/>
+        <w:tblCellMar>
+          <w:top w:w="68" w:type="dxa"/>
+          <w:bottom w:w="68" w:type="dxa"/>
+        </w:tblCellMar>
+        <w:tblLook w:val="04A0" w:firstRow="1" w:lastRow="0" w:firstColumn="1" w:lastColumn="0" w:noHBand="0" w:noVBand="1"/>
+      </w:tblPr>
+      <w:tblGrid>
+        <w:gridCol w:w="1181"/>
+        <w:gridCol w:w="646"/>
+        <w:gridCol w:w="3689"/>
+        <w:gridCol w:w="397"/>
+        <w:gridCol w:w="735"/>
+        <w:gridCol w:w="1562"/>
+        <w:gridCol w:w="279"/>
+        <w:gridCol w:w="4254"/>
+        <w:gridCol w:w="1229"/>
+      </w:tblGrid>
+      <w:tr>
+        <w:trPr>
+          <w:cnfStyle w:val="100000000000" w:firstRow="1" w:lastRow="0" w:firstColumn="0" w:lastColumn="0" w:oddVBand="0" w:evenVBand="0" w:oddHBand="0" w:evenHBand="0" w:firstRowFirstColumn="0" w:firstRowLastColumn="0" w:lastRowFirstColumn="0" w:lastRowLastColumn="0"/>
+        </w:trPr>
+        <w:tc>
+          <w:tcPr>
+            <w:tcW w:w="13972" w:type="dxa"/>
+            <w:gridSpan w:val="9"/>
+          </w:tcPr>
+          <w:p>
+            <w:pPr>
+              <w:pStyle w:val="af4"/>
+              <w:numPr>
+                <w:ilvl w:val="0"/>
+                <w:numId w:val="26"/>
+              </w:numPr>
+              <w:ind w:firstLineChars="0"/>
+              <w:jc w:val="left"/>
+              <w:rPr>
+                <w:szCs w:val="21"/>
+              </w:rPr>
+            </w:pPr>
+          </w:p>
+        </w:tc>
+      </w:tr>
+      <w:tr>
+        <w:tc>
+          <w:tcPr>
+            <w:tcW w:w="1827" w:type="dxa"/>
+            <w:gridSpan w:val="2"/>
+            <w:hideMark/>
+          </w:tcPr>
+          <w:p>
+            <w:pPr>
+              <w:jc w:val="center"/>
+              <w:rPr>
+                <w:rFonts w:eastAsia="黑体"/>
+                <w:bCs/>
+                <w:szCs w:val="21"/>
+              </w:rPr>
+            </w:pPr>
+            <w:r>
+              <w:rPr>
+                <w:rFonts w:eastAsia="黑体"/>
+                <w:bCs/>
+                <w:szCs w:val="21"/>
+              </w:rPr>
+              <w:t>测试用例名称</w:t>
+            </w:r>
+          </w:p>
+        </w:tc>
+        <w:tc>
+          <w:tcPr>
+            <w:tcW w:w="4821" w:type="dxa"/>
+            <w:gridSpan w:val="3"/>
+          </w:tcPr>
+          <w:p>
+            <w:pPr>
+              <w:jc w:val="center"/>
+              <w:rPr>
+                <w:szCs w:val="21"/>
+              </w:rPr>
+            </w:pPr>
+            <w:r>
+              <w:rPr>
+                <w:rFonts w:hint="eastAsia"/>
+                <w:noProof/>
+                <w:szCs w:val="21"/>
+              </w:rPr>
+              <w:t xml:space="preserve">阿萨德</w:t>
+            </w:r>
+          </w:p>
+        </w:tc>
+        <w:tc>
+          <w:tcPr>
+            <w:tcW w:w="1841" w:type="dxa"/>
+            <w:gridSpan w:val="2"/>
+            <w:hideMark/>
+          </w:tcPr>
+          <w:p>
+            <w:pPr>
+              <w:jc w:val="center"/>
+              <w:rPr>
+                <w:b/>
+                <w:szCs w:val="21"/>
+              </w:rPr>
+            </w:pPr>
+            <w:r>
+              <w:rPr>
+                <w:rFonts w:eastAsia="黑体"/>
+                <w:bCs/>
+                <w:szCs w:val="21"/>
+              </w:rPr>
+              <w:t>标</w:t>
+            </w:r>
+            <w:r>
+              <w:rPr>
+                <w:rFonts w:eastAsia="黑体"/>
+                <w:bCs/>
+                <w:szCs w:val="21"/>
+              </w:rPr>
+              <w:t xml:space="preserve">   </w:t>
+            </w:r>
+            <w:r>
+              <w:rPr>
+                <w:rFonts w:eastAsia="黑体"/>
+                <w:bCs/>
+                <w:szCs w:val="21"/>
+              </w:rPr>
+              <w:t>识</w:t>
+            </w:r>
+          </w:p>
+        </w:tc>
+        <w:tc>
+          <w:tcPr>
+            <w:tcW w:w="5483" w:type="dxa"/>
+            <w:gridSpan w:val="2"/>
+          </w:tcPr>
+          <w:p>
+            <w:pPr>
+              <w:jc w:val="center"/>
+              <w:rPr>
+                <w:b/>
+                <w:szCs w:val="21"/>
+              </w:rPr>
+            </w:pPr>
+            <w:r>
+              <w:rPr>
+                <w:rFonts w:hint="eastAsia"/>
+                <w:szCs w:val="21"/>
+              </w:rPr>
+              <w:t xml:space="preserve">YL_FT_PPPP_001</w:t>
+            </w:r>
+          </w:p>
+        </w:tc>
+      </w:tr>
+      <w:tr>
+        <w:tc>
+          <w:tcPr>
+            <w:tcW w:w="1827" w:type="dxa"/>
+            <w:gridSpan w:val="2"/>
+            <w:hideMark/>
+          </w:tcPr>
+          <w:p>
+            <w:pPr>
+              <w:jc w:val="center"/>
+              <w:rPr>
+                <w:b/>
+                <w:szCs w:val="21"/>
+              </w:rPr>
+            </w:pPr>
+            <w:r>
+              <w:rPr>
+                <w:rFonts w:eastAsia="黑体"/>
+                <w:bCs/>
+                <w:szCs w:val="21"/>
+              </w:rPr>
+              <w:t>追踪关系</w:t>
+            </w:r>
+          </w:p>
+        </w:tc>
+        <w:tc>
+          <w:tcPr>
+            <w:tcW w:w="12145" w:type="dxa"/>
+            <w:gridSpan w:val="7"/>
+          </w:tcPr>
+          <w:p>
+            <w:pPr>
+              <w:rPr>
+                <w:noProof/>
+                <w:szCs w:val="21"/>
+              </w:rPr>
+            </w:pPr>
+            <w:r>
+              <w:rPr>
+                <w:noProof/>
+                <w:szCs w:val="21"/>
+              </w:rPr>
+              <w:t>软件测试依据：</w:t>
+            </w:r>
+            <w:r>
+              <w:rPr>
+                <w:rFonts w:hint="eastAsia"/>
+                <w:noProof/>
+                <w:szCs w:val="21"/>
+              </w:rPr>
+              <w:t>测评大纲</w:t>
+            </w:r>
+          </w:p>
+          <w:p>
+            <w:pPr>
+              <w:rPr>
+                <w:noProof/>
+                <w:szCs w:val="21"/>
+              </w:rPr>
+            </w:pPr>
+            <w:r>
+              <w:rPr>
+                <w:noProof/>
+                <w:szCs w:val="21"/>
+              </w:rPr>
+              <w:t>测试需求分析：（</w:t>
+            </w:r>
+            <w:r>
+              <w:rPr>
+                <w:rFonts w:hint="eastAsia"/>
+                <w:noProof/>
+                <w:szCs w:val="21"/>
+              </w:rPr>
+              <w:t xml:space="preserve">6.2.4.4</w:t>
+            </w:r>
+            <w:r>
+              <w:rPr>
+                <w:noProof/>
+                <w:szCs w:val="21"/>
+              </w:rPr>
+              <w:t>）</w:t>
+            </w:r>
+            <w:r>
+              <w:rPr>
+                <w:rFonts w:hint="eastAsia"/>
+                <w:noProof/>
+                <w:szCs w:val="21"/>
+              </w:rPr>
+              <w:t xml:space="preserve">某测试项</w:t>
+            </w:r>
+          </w:p>
+          <w:p>
+            <w:pPr>
+              <w:rPr>
+                <w:i/>
+                <w:szCs w:val="21"/>
+              </w:rPr>
+            </w:pPr>
+            <w:r>
+              <w:rPr>
+                <w:noProof/>
+                <w:szCs w:val="21"/>
+              </w:rPr>
+              <w:t>测试需求标识：</w:t>
+            </w:r>
+            <w:r>
+              <w:rPr>
+                <w:rFonts w:hint="eastAsia"/>
+                <w:noProof/>
+                <w:szCs w:val="21"/>
+              </w:rPr>
+              <w:t xml:space="preserve">XQ_FT_PPPP</w:t>
+            </w:r>
+          </w:p>
+        </w:tc>
+      </w:tr>
+      <w:tr>
+        <w:tc>
+          <w:tcPr>
+            <w:tcW w:w="1827" w:type="dxa"/>
+            <w:gridSpan w:val="2"/>
+            <w:hideMark/>
+          </w:tcPr>
+          <w:p>
+            <w:pPr>
+              <w:jc w:val="center"/>
+              <w:rPr>
+                <w:rFonts w:eastAsia="黑体"/>
+                <w:bCs/>
+                <w:szCs w:val="21"/>
+              </w:rPr>
+            </w:pPr>
+            <w:r>
+              <w:rPr>
+                <w:rFonts w:eastAsia="黑体"/>
+                <w:bCs/>
+                <w:szCs w:val="21"/>
+              </w:rPr>
+              <w:t>测试用例综述</w:t>
+            </w:r>
+          </w:p>
+        </w:tc>
+        <w:tc>
+          <w:tcPr>
+            <w:tcW w:w="12145" w:type="dxa"/>
+            <w:gridSpan w:val="7"/>
+          </w:tcPr>
+          <w:p>
+            <w:pPr>
+              <w:rPr>
+                <w:szCs w:val="21"/>
+              </w:rPr>
+            </w:pPr>
+            <w:r>
+              <w:rPr>
+                <w:rFonts w:hint="eastAsia"/>
+                <w:szCs w:val="21"/>
+              </w:rPr>
+              <w:t xml:space="preserve">大1111</w:t>
+            </w:r>
+          </w:p>
+        </w:tc>
+      </w:tr>
+      <w:tr>
+        <w:tc>
+          <w:tcPr>
+            <w:tcW w:w="1827" w:type="dxa"/>
+            <w:gridSpan w:val="2"/>
+            <w:hideMark/>
+          </w:tcPr>
+          <w:p>
+            <w:pPr>
+              <w:jc w:val="center"/>
+              <w:rPr>
+                <w:rFonts w:eastAsia="黑体"/>
+                <w:bCs/>
+                <w:szCs w:val="21"/>
+              </w:rPr>
+            </w:pPr>
+            <w:r>
+              <w:rPr>
+                <w:rFonts w:eastAsia="黑体"/>
+                <w:bCs/>
+                <w:szCs w:val="21"/>
+              </w:rPr>
+              <w:t>用例初始化</w:t>
+            </w:r>
+          </w:p>
+        </w:tc>
+        <w:tc>
+          <w:tcPr>
+            <w:tcW w:w="12145" w:type="dxa"/>
+            <w:gridSpan w:val="7"/>
+          </w:tcPr>
+          <w:p>
+            <w:pPr>
+              <w:rPr>
+                <w:szCs w:val="21"/>
+              </w:rPr>
+            </w:pPr>
+            <w:r>
+              <w:rPr>
+                <w:rFonts w:hint="eastAsia"/>
+                <w:kern w:val="0"/>
+                <w:szCs w:val="21"/>
+              </w:rPr>
+              <w:t xml:space="preserve">软件正常启动，正常运行</w:t>
+            </w:r>
+          </w:p>
+        </w:tc>
+      </w:tr>
+      <w:tr>
+        <w:tc>
+          <w:tcPr>
+            <w:tcW w:w="1827" w:type="dxa"/>
+            <w:gridSpan w:val="2"/>
+            <w:hideMark/>
+          </w:tcPr>
+          <w:p>
+            <w:pPr>
+              <w:jc w:val="center"/>
+              <w:rPr>
+                <w:rFonts w:eastAsia="黑体"/>
+                <w:bCs/>
+                <w:szCs w:val="21"/>
+              </w:rPr>
+            </w:pPr>
+            <w:r>
+              <w:rPr>
+                <w:rFonts w:eastAsia="黑体"/>
+                <w:bCs/>
+                <w:szCs w:val="21"/>
+              </w:rPr>
+              <w:t>前提和约束</w:t>
+            </w:r>
+          </w:p>
+        </w:tc>
+        <w:tc>
+          <w:tcPr>
+            <w:tcW w:w="12145" w:type="dxa"/>
+            <w:gridSpan w:val="7"/>
+          </w:tcPr>
+          <w:p>
+            <w:pPr>
+              <w:rPr>
+                <w:szCs w:val="21"/>
+              </w:rPr>
+            </w:pPr>
+            <w:r>
+              <w:rPr>
+                <w:rFonts w:hint="eastAsia"/>
+                <w:kern w:val="0"/>
+                <w:szCs w:val="21"/>
+              </w:rPr>
+              <w:t xml:space="preserve">软件正常启动，外部接口运行正常</w:t>
+            </w:r>
+          </w:p>
+        </w:tc>
+      </w:tr>
+      <w:tr>
+        <w:tc>
+          <w:tcPr>
+            <w:tcW w:w="13972" w:type="dxa"/>
+            <w:gridSpan w:val="9"/>
+            <w:hideMark/>
+          </w:tcPr>
+          <w:p>
+            <w:pPr>
+              <w:jc w:val="center"/>
+              <w:rPr>
+                <w:rFonts w:eastAsia="黑体"/>
+                <w:bCs/>
+                <w:szCs w:val="21"/>
+              </w:rPr>
+            </w:pPr>
+            <w:r>
+              <w:rPr>
+                <w:rFonts w:eastAsia="黑体"/>
+                <w:bCs/>
+                <w:szCs w:val="21"/>
+              </w:rPr>
+              <w:t>测试步骤</w:t>
+            </w:r>
+          </w:p>
+        </w:tc>
+      </w:tr>
+      <w:tr>
+        <w:tc>
+          <w:tcPr>
+            <w:tcW w:w="1181" w:type="dxa"/>
+            <w:hideMark/>
+          </w:tcPr>
+          <w:p>
+            <w:pPr>
+              <w:jc w:val="center"/>
+              <w:rPr>
+                <w:rFonts w:eastAsia="黑体"/>
+                <w:bCs/>
+                <w:szCs w:val="21"/>
+              </w:rPr>
+            </w:pPr>
+            <w:r>
+              <w:rPr>
+                <w:rFonts w:eastAsia="黑体"/>
+                <w:bCs/>
+                <w:szCs w:val="21"/>
+              </w:rPr>
+              <w:t>序号</w:t>
+            </w:r>
+          </w:p>
+        </w:tc>
+        <w:tc>
+          <w:tcPr>
+            <w:tcW w:w="4335" w:type="dxa"/>
+            <w:gridSpan w:val="2"/>
+            <w:hideMark/>
+          </w:tcPr>
+          <w:p>
+            <w:pPr>
+              <w:jc w:val="center"/>
+              <w:rPr>
+                <w:rFonts w:eastAsia="黑体"/>
+                <w:bCs/>
+                <w:szCs w:val="21"/>
+              </w:rPr>
+            </w:pPr>
+            <w:r>
+              <w:rPr>
+                <w:rFonts w:eastAsia="黑体"/>
+                <w:bCs/>
+                <w:szCs w:val="21"/>
+              </w:rPr>
+              <w:t>输入及操作</w:t>
+            </w:r>
+          </w:p>
+        </w:tc>
+        <w:tc>
+          <w:tcPr>
+            <w:tcW w:w="2694" w:type="dxa"/>
+            <w:gridSpan w:val="3"/>
+            <w:hideMark/>
+          </w:tcPr>
+          <w:p>
+            <w:pPr>
+              <w:jc w:val="center"/>
+              <w:rPr>
+                <w:rFonts w:eastAsia="黑体"/>
+                <w:bCs/>
+                <w:szCs w:val="21"/>
+              </w:rPr>
+            </w:pPr>
+            <w:r>
+              <w:rPr>
+                <w:rFonts w:eastAsia="黑体"/>
+                <w:bCs/>
+                <w:szCs w:val="21"/>
+              </w:rPr>
+              <w:t>期望结果与评估标准</w:t>
+            </w:r>
+          </w:p>
+        </w:tc>
+        <w:tc>
+          <w:tcPr>
+            <w:tcW w:w="4533" w:type="dxa"/>
+            <w:gridSpan w:val="2"/>
+            <w:hideMark/>
+          </w:tcPr>
+          <w:p>
+            <w:pPr>
+              <w:jc w:val="center"/>
+              <w:rPr>
+                <w:rFonts w:eastAsia="黑体"/>
+                <w:bCs/>
+                <w:szCs w:val="21"/>
+              </w:rPr>
+            </w:pPr>
+            <w:r>
+              <w:rPr>
+                <w:rFonts w:eastAsia="黑体"/>
+                <w:bCs/>
+                <w:szCs w:val="21"/>
+              </w:rPr>
+              <w:t>实测结果</w:t>
+            </w:r>
+          </w:p>
+        </w:tc>
+        <w:tc>
+          <w:tcPr>
+            <w:tcW w:w="1229" w:type="dxa"/>
+            <w:hideMark/>
+          </w:tcPr>
+          <w:p>
+            <w:pPr>
+              <w:jc w:val="center"/>
+              <w:rPr>
+                <w:rFonts w:eastAsia="黑体"/>
+                <w:bCs/>
+                <w:szCs w:val="21"/>
+              </w:rPr>
+            </w:pPr>
+            <w:r>
+              <w:rPr>
+                <w:rFonts w:eastAsia="黑体"/>
+                <w:bCs/>
+                <w:szCs w:val="21"/>
+              </w:rPr>
+              <w:t>通过</w:t>
+            </w:r>
+          </w:p>
+          <w:p>
+            <w:pPr>
+              <w:jc w:val="center"/>
+              <w:rPr>
+                <w:rFonts w:eastAsia="黑体"/>
+                <w:bCs/>
+                <w:szCs w:val="21"/>
+              </w:rPr>
+            </w:pPr>
+            <w:r>
+              <w:rPr>
+                <w:rFonts w:eastAsia="黑体"/>
+                <w:bCs/>
+                <w:szCs w:val="21"/>
+              </w:rPr>
+              <w:t>与否</w:t>
+            </w:r>
+          </w:p>
+        </w:tc>
+      </w:tr>
+      <w:tr>
+        <w:tc>
+          <w:tcPr>
+            <w:tcW w:w="1181" w:type="dxa"/>
+          </w:tcPr>
+          <w:p>
+            <w:pPr>
+              <w:jc w:val="center"/>
+              <w:rPr>
+                <w:szCs w:val="21"/>
+              </w:rPr>
+            </w:pPr>
+            <w:r>
+              <w:rPr>
+                <w:rFonts w:hint="eastAsia"/>
+                <w:szCs w:val="21"/>
+              </w:rPr>
+              <w:t xml:space="preserve">1</w:t>
+            </w:r>
+          </w:p>
+        </w:tc>
+        <w:tc>
+          <w:tcPr>
+            <w:tcW w:w="4335" w:type="dxa"/>
+            <w:gridSpan w:val="2"/>
+          </w:tcPr>
+          <w:p>
+            <w:pPr>
+              <w:wordWrap w:val="0"/>
+              <w:adjustRightInd w:val="0"/>
+              <w:rPr>
+                <w:szCs w:val="21"/>
+              </w:rPr>
+            </w:pPr>
+            <w:r>
+              <w:rPr>
+                <w:rFonts w:hint="eastAsia"/>
+                <w:szCs w:val="21"/>
+              </w:rPr>
+              <w:t xml:space="preserve"/>
+            </w:r>
+            <w:r>
+              <w:rPr>
+                <w:szCs w:val="21"/>
+              </w:rPr>
+              <w:t xml:space="preserve">，，</w:t>
+            </w:r>
+            <w:r>
+              <w:rPr>
+                <w:rFonts w:hint="eastAsia"/>
+                <w:szCs w:val="21"/>
+              </w:rPr>
+              <w:t xml:space="preserve"/>
+            </w:r>
+          </w:p>
+        </w:tc>
+        <w:tc>
+          <w:tcPr>
+            <w:tcW w:w="2694" w:type="dxa"/>
+            <w:gridSpan w:val="3"/>
+          </w:tcPr>
+          <w:p>
+            <w:pPr>
+              <w:rPr>
+                <w:noProof/>
+                <w:szCs w:val="21"/>
+              </w:rPr>
+            </w:pPr>
+            <w:r>
+              <w:rPr>
+                <w:rFonts w:hint="eastAsia"/>
+                <w:noProof/>
+                <w:szCs w:val="21"/>
+              </w:rPr>
+              <w:lastRenderedPageBreak/>
+              <w:t xml:space="preserve">None</w:t>
+            </w:r>
+          </w:p>
+        </w:tc>
+        <w:tc>
+          <w:tcPr>
+            <w:tcW w:w="4533" w:type="dxa"/>
+            <w:gridSpan w:val="2"/>
+          </w:tcPr>
+          <w:p>
+            <w:pPr>
+              <w:wordWrap w:val="0"/>
+              <w:adjustRightInd w:val="0"/>
+              <w:rPr>
+                <w:szCs w:val="21"/>
+              </w:rPr>
+            </w:pPr>
+            <w:r>
+              <w:rPr>
+                <w:rFonts w:hint="eastAsia"/>
+                <w:szCs w:val="21"/>
+              </w:rPr>
+              <w:t xml:space="preserve"/>
+            </w:r>
+            <w:r>
+              <w:rPr>
+                <w:szCs w:val="21"/>
+              </w:rPr>
+              <w:t xml:space="preserve"/>
+            </w:r>
+            <w:r>
+              <w:rPr>
+                <w:rFonts w:hint="eastAsia"/>
+                <w:szCs w:val="21"/>
+              </w:rPr>
+              <w:t xml:space="preserve"/>
+            </w:r>
+          </w:p>
+        </w:tc>
+        <w:tc>
+          <w:tcPr>
+            <w:tcW w:w="1229" w:type="dxa"/>
+          </w:tcPr>
+          <w:p>
+            <w:pPr>
+              <w:rPr>
+                <w:noProof/>
+                <w:szCs w:val="21"/>
+              </w:rPr>
+            </w:pPr>
+            <w:r>
+              <w:rPr>
+                <w:rFonts w:hint="eastAsia"/>
+                <w:noProof/>
+                <w:szCs w:val="21"/>
+              </w:rPr>
+              <w:lastRenderedPageBreak/>
+              <w:t xml:space="preserve">未执行</w:t>
+            </w:r>
+          </w:p>
+        </w:tc>
+      </w:tr>
+      <w:tr>
+        <w:tc>
+          <w:tcPr>
+            <w:tcW w:w="1827" w:type="dxa"/>
+            <w:gridSpan w:val="2"/>
+            <w:hideMark/>
+          </w:tcPr>
+          <w:p>
+            <w:pPr>
+              <w:jc w:val="center"/>
+              <w:rPr>
+                <w:rFonts w:eastAsia="黑体"/>
+                <w:bCs/>
+                <w:szCs w:val="21"/>
+              </w:rPr>
+            </w:pPr>
+            <w:r>
+              <w:rPr>
+                <w:rFonts w:eastAsia="黑体"/>
+                <w:bCs/>
+                <w:szCs w:val="21"/>
+              </w:rPr>
+              <w:t>执行状态</w:t>
+            </w:r>
+          </w:p>
+        </w:tc>
+        <w:tc>
+          <w:tcPr>
+            <w:tcW w:w="4086" w:type="dxa"/>
+            <w:gridSpan w:val="2"/>
+          </w:tcPr>
+          <w:p>
+            <w:pPr>
+              <w:rPr>
+                <w:szCs w:val="21"/>
+              </w:rPr>
+            </w:pPr>
+            <w:r>
+              <w:rPr>
+                <w:rFonts w:hint="eastAsia"/>
+                <w:szCs w:val="21"/>
+              </w:rPr>
+              <w:t>已执行</w:t>
+            </w:r>
+          </w:p>
+        </w:tc>
+        <w:tc>
+          <w:tcPr>
+            <w:tcW w:w="2297" w:type="dxa"/>
+            <w:gridSpan w:val="2"/>
+            <w:hideMark/>
+          </w:tcPr>
+          <w:p>
+            <w:pPr>
+              <w:jc w:val="center"/>
+              <w:rPr>
+                <w:rFonts w:eastAsia="黑体"/>
+                <w:bCs/>
+                <w:szCs w:val="21"/>
+              </w:rPr>
+            </w:pPr>
+            <w:r>
+              <w:rPr>
+                <w:rFonts w:eastAsia="黑体"/>
+                <w:bCs/>
+                <w:szCs w:val="21"/>
+              </w:rPr>
+              <w:t>测试时间</w:t>
+            </w:r>
+          </w:p>
+        </w:tc>
+        <w:tc>
+          <w:tcPr>
+            <w:tcW w:w="5762" w:type="dxa"/>
+            <w:gridSpan w:val="3"/>
+          </w:tcPr>
+          <w:p>
+            <w:pPr>
+              <w:rPr>
+                <w:noProof/>
+                <w:szCs w:val="21"/>
+              </w:rPr>
+            </w:pPr>
+            <w:r>
+              <w:rPr>
+                <w:rFonts w:hint="eastAsia"/>
+                <w:noProof/>
+                <w:szCs w:val="21"/>
+              </w:rPr>
+              <w:t xml:space="preserve">2024-09-09</w:t>
+            </w:r>
+          </w:p>
+        </w:tc>
+      </w:tr>
+      <w:tr>
+        <w:tc>
+          <w:tcPr>
+            <w:tcW w:w="1827" w:type="dxa"/>
+            <w:gridSpan w:val="2"/>
+            <w:hideMark/>
+          </w:tcPr>
+          <w:p>
+            <w:pPr>
+              <w:jc w:val="center"/>
+              <w:rPr>
+                <w:rFonts w:eastAsia="黑体"/>
+                <w:bCs/>
+                <w:szCs w:val="21"/>
+              </w:rPr>
+            </w:pPr>
+            <w:r>
+              <w:rPr>
+                <w:rFonts w:eastAsia="黑体"/>
+                <w:bCs/>
+                <w:szCs w:val="21"/>
+              </w:rPr>
+              <w:t>测试人员</w:t>
+            </w:r>
+          </w:p>
+        </w:tc>
+        <w:tc>
+          <w:tcPr>
+            <w:tcW w:w="4086" w:type="dxa"/>
+            <w:gridSpan w:val="2"/>
+          </w:tcPr>
+          <w:p>
+            <w:pPr>
+              <w:rPr>
+                <w:noProof/>
+                <w:szCs w:val="21"/>
+              </w:rPr>
+            </w:pPr>
+            <w:r>
+              <w:rPr>
+                <w:rFonts w:hint="eastAsia"/>
+                <w:noProof/>
+                <w:szCs w:val="21"/>
+              </w:rPr>
+              <w:t xml:space="preserve">陈俊亦</w:t>
+            </w:r>
+          </w:p>
+        </w:tc>
+        <w:tc>
+          <w:tcPr>
+            <w:tcW w:w="2297" w:type="dxa"/>
+            <w:gridSpan w:val="2"/>
+          </w:tcPr>
+          <w:p>
+            <w:pPr>
+              <w:jc w:val="center"/>
+              <w:rPr>
+                <w:rFonts w:eastAsia="黑体"/>
+                <w:bCs/>
+                <w:szCs w:val="21"/>
+              </w:rPr>
+            </w:pPr>
+            <w:r>
+              <w:rPr>
+                <w:rFonts w:eastAsia="黑体"/>
+                <w:bCs/>
+                <w:szCs w:val="21"/>
+              </w:rPr>
+              <w:t>监测人员</w:t>
+            </w:r>
+          </w:p>
+        </w:tc>
+        <w:tc>
+          <w:tcPr>
+            <w:tcW w:w="5762" w:type="dxa"/>
+            <w:gridSpan w:val="3"/>
+          </w:tcPr>
+          <w:p>
+            <w:pPr>
+              <w:rPr>
+                <w:noProof/>
+                <w:szCs w:val="21"/>
+              </w:rPr>
+            </w:pPr>
+            <w:r>
+              <w:rPr>
+                <w:rFonts w:hint="eastAsia"/>
+                <w:noProof/>
+                <w:szCs w:val="21"/>
+              </w:rPr>
+              <w:t xml:space="preserve">陈俊亦</w:t>
+            </w:r>
+          </w:p>
+        </w:tc>
+      </w:tr>
+      <w:tr>
+        <w:tc>
+          <w:tcPr>
+            <w:tcW w:w="1827" w:type="dxa"/>
+            <w:gridSpan w:val="2"/>
+            <w:hideMark/>
+          </w:tcPr>
+          <w:p>
+            <w:pPr>
+              <w:jc w:val="center"/>
+              <w:rPr>
+                <w:rFonts w:eastAsia="黑体"/>
+                <w:bCs/>
+                <w:szCs w:val="21"/>
+              </w:rPr>
+            </w:pPr>
+            <w:r>
+              <w:rPr>
+                <w:rFonts w:eastAsia="黑体"/>
+                <w:bCs/>
+                <w:szCs w:val="21"/>
+              </w:rPr>
+              <w:t>问题单标识</w:t>
+            </w:r>
+          </w:p>
+        </w:tc>
+        <w:tc>
+          <w:tcPr>
+            <w:tcW w:w="12145" w:type="dxa"/>
+            <w:gridSpan w:val="7"/>
+          </w:tcPr>
+          <w:p>
+            <w:pPr>
+              <w:rPr>
+                <w:noProof/>
+                <w:szCs w:val="21"/>
+              </w:rPr>
+            </w:pPr>
+            <w:r>
+              <w:rPr>
+                <w:rFonts w:hint="eastAsia"/>
+                <w:noProof/>
+                <w:szCs w:val="21"/>
+              </w:rPr>
+              <w:t xml:space="preserve"/>
+            </w:r>
+          </w:p>
+        </w:tc>
+      </w:tr>
+      <w:tr>
+        <w:tc>
+          <w:tcPr>
+            <w:tcW w:w="1827" w:type="dxa"/>
+            <w:gridSpan w:val="2"/>
+          </w:tcPr>
+          <w:p>
+            <w:pPr>
+              <w:jc w:val="center"/>
+              <w:rPr>
+                <w:rFonts w:eastAsia="黑体"/>
+                <w:bCs/>
+                <w:szCs w:val="21"/>
+              </w:rPr>
+            </w:pPr>
+            <w:r>
+              <w:rPr>
+                <w:rFonts w:eastAsia="黑体"/>
+                <w:bCs/>
+                <w:szCs w:val="21"/>
+              </w:rPr>
+              <w:t>备注</w:t>
+            </w:r>
+          </w:p>
+        </w:tc>
+        <w:tc>
+          <w:tcPr>
+            <w:tcW w:w="12145" w:type="dxa"/>
+            <w:gridSpan w:val="7"/>
+          </w:tcPr>
+          <w:p>
+            <w:pPr>
+              <w:rPr>
+                <w:noProof/>
+                <w:szCs w:val="21"/>
+              </w:rPr>
+            </w:pPr>
+            <w:r>
+              <w:rPr>
+                <w:rFonts w:hint="eastAsia"/>
+                <w:noProof/>
+                <w:szCs w:val="21"/>
+              </w:rPr>
+              <w:t>/</w:t>
+            </w:r>
+          </w:p>
+        </w:tc>
+      </w:tr>
+    </w:tbl>
+    <w:p/>
+    <w:p>
+      <w:pPr>
+        <w:pStyle w:val="30"/>
+      </w:pPr>
+      <w:r>
+        <w:rPr>
+          <w:rFonts w:hint="eastAsia"/>
+        </w:rPr>
+        <w:t xml:space="preserve">站内信测试项</w:t>
+      </w:r>
+    </w:p>
+    <w:tbl>
+      <w:tblPr>
+        <w:tblStyle w:val="aff2"/>
+        <w:tblW w:w="0" w:type="auto"/>
+        <w:tblLayout w:type="fixed"/>
+        <w:tblCellMar>
+          <w:top w:w="68" w:type="dxa"/>
+          <w:bottom w:w="68" w:type="dxa"/>
+        </w:tblCellMar>
+        <w:tblLook w:val="04A0" w:firstRow="1" w:lastRow="0" w:firstColumn="1" w:lastColumn="0" w:noHBand="0" w:noVBand="1"/>
+      </w:tblPr>
+      <w:tblGrid>
+        <w:gridCol w:w="1181"/>
+        <w:gridCol w:w="646"/>
+        <w:gridCol w:w="3689"/>
+        <w:gridCol w:w="397"/>
+        <w:gridCol w:w="735"/>
+        <w:gridCol w:w="1562"/>
+        <w:gridCol w:w="279"/>
+        <w:gridCol w:w="4254"/>
+        <w:gridCol w:w="1229"/>
+      </w:tblGrid>
+      <w:tr>
+        <w:trPr>
+          <w:cnfStyle w:val="100000000000" w:firstRow="1" w:lastRow="0" w:firstColumn="0" w:lastColumn="0" w:oddVBand="0" w:evenVBand="0" w:oddHBand="0" w:evenHBand="0" w:firstRowFirstColumn="0" w:firstRowLastColumn="0" w:lastRowFirstColumn="0" w:lastRowLastColumn="0"/>
+        </w:trPr>
+        <w:tc>
+          <w:tcPr>
+            <w:tcW w:w="13972" w:type="dxa"/>
+            <w:gridSpan w:val="9"/>
+          </w:tcPr>
+          <w:p>
+            <w:pPr>
+              <w:pStyle w:val="af4"/>
+              <w:numPr>
+                <w:ilvl w:val="0"/>
+                <w:numId w:val="26"/>
+              </w:numPr>
+              <w:ind w:firstLineChars="0"/>
+              <w:jc w:val="left"/>
+              <w:rPr>
+                <w:szCs w:val="21"/>
+              </w:rPr>
+            </w:pPr>
+          </w:p>
+        </w:tc>
+      </w:tr>
+      <w:tr>
+        <w:tc>
+          <w:tcPr>
+            <w:tcW w:w="1827" w:type="dxa"/>
+            <w:gridSpan w:val="2"/>
+            <w:hideMark/>
+          </w:tcPr>
+          <w:p>
+            <w:pPr>
+              <w:jc w:val="center"/>
+              <w:rPr>
+                <w:rFonts w:eastAsia="黑体"/>
+                <w:bCs/>
+                <w:szCs w:val="21"/>
+              </w:rPr>
+            </w:pPr>
+            <w:r>
+              <w:rPr>
+                <w:rFonts w:eastAsia="黑体"/>
+                <w:bCs/>
+                <w:szCs w:val="21"/>
+              </w:rPr>
+              <w:t>测试用例名称</w:t>
+            </w:r>
+          </w:p>
+        </w:tc>
+        <w:tc>
+          <w:tcPr>
+            <w:tcW w:w="4821" w:type="dxa"/>
+            <w:gridSpan w:val="3"/>
+          </w:tcPr>
+          <w:p>
+            <w:pPr>
+              <w:jc w:val="center"/>
+              <w:rPr>
+                <w:szCs w:val="21"/>
+              </w:rPr>
+            </w:pPr>
+            <w:r>
+              <w:rPr>
+                <w:rFonts w:hint="eastAsia"/>
+                <w:noProof/>
+                <w:szCs w:val="21"/>
+              </w:rPr>
+              <w:t xml:space="preserve">DDD</w:t>
+            </w:r>
+          </w:p>
+        </w:tc>
+        <w:tc>
+          <w:tcPr>
+            <w:tcW w:w="1841" w:type="dxa"/>
+            <w:gridSpan w:val="2"/>
+            <w:hideMark/>
+          </w:tcPr>
+          <w:p>
+            <w:pPr>
+              <w:jc w:val="center"/>
+              <w:rPr>
+                <w:b/>
+                <w:szCs w:val="21"/>
+              </w:rPr>
+            </w:pPr>
+            <w:r>
+              <w:rPr>
+                <w:rFonts w:eastAsia="黑体"/>
+                <w:bCs/>
+                <w:szCs w:val="21"/>
+              </w:rPr>
+              <w:t>标</w:t>
+            </w:r>
+            <w:r>
+              <w:rPr>
+                <w:rFonts w:eastAsia="黑体"/>
+                <w:bCs/>
+                <w:szCs w:val="21"/>
+              </w:rPr>
+              <w:t xml:space="preserve">   </w:t>
+            </w:r>
+            <w:r>
+              <w:rPr>
+                <w:rFonts w:eastAsia="黑体"/>
+                <w:bCs/>
+                <w:szCs w:val="21"/>
+              </w:rPr>
+              <w:t>识</w:t>
+            </w:r>
+          </w:p>
+        </w:tc>
+        <w:tc>
+          <w:tcPr>
+            <w:tcW w:w="5483" w:type="dxa"/>
+            <w:gridSpan w:val="2"/>
+          </w:tcPr>
+          <w:p>
+            <w:pPr>
+              <w:jc w:val="center"/>
+              <w:rPr>
+                <w:b/>
+                <w:szCs w:val="21"/>
+              </w:rPr>
+            </w:pPr>
+            <w:r>
+              <w:rPr>
+                <w:rFonts w:hint="eastAsia"/>
+                <w:szCs w:val="21"/>
+              </w:rPr>
+              <w:t xml:space="preserve">YL_FT_DDDD_001</w:t>
+            </w:r>
+          </w:p>
+        </w:tc>
+      </w:tr>
+      <w:tr>
+        <w:tc>
+          <w:tcPr>
+            <w:tcW w:w="1827" w:type="dxa"/>
+            <w:gridSpan w:val="2"/>
+            <w:hideMark/>
+          </w:tcPr>
+          <w:p>
+            <w:pPr>
+              <w:jc w:val="center"/>
+              <w:rPr>
+                <w:b/>
+                <w:szCs w:val="21"/>
+              </w:rPr>
+            </w:pPr>
+            <w:r>
+              <w:rPr>
+                <w:rFonts w:eastAsia="黑体"/>
+                <w:bCs/>
+                <w:szCs w:val="21"/>
+              </w:rPr>
+              <w:t>追踪关系</w:t>
+            </w:r>
+          </w:p>
+        </w:tc>
+        <w:tc>
+          <w:tcPr>
+            <w:tcW w:w="12145" w:type="dxa"/>
+            <w:gridSpan w:val="7"/>
+          </w:tcPr>
+          <w:p>
+            <w:pPr>
+              <w:rPr>
+                <w:noProof/>
+                <w:szCs w:val="21"/>
+              </w:rPr>
+            </w:pPr>
+            <w:r>
+              <w:rPr>
+                <w:noProof/>
+                <w:szCs w:val="21"/>
+              </w:rPr>
+              <w:t>软件测试依据：</w:t>
+            </w:r>
+            <w:r>
+              <w:rPr>
+                <w:rFonts w:hint="eastAsia"/>
+                <w:noProof/>
+                <w:szCs w:val="21"/>
+              </w:rPr>
+              <w:t>测评大纲</w:t>
+            </w:r>
+          </w:p>
+          <w:p>
+            <w:pPr>
+              <w:rPr>
+                <w:noProof/>
+                <w:szCs w:val="21"/>
+              </w:rPr>
+            </w:pPr>
+            <w:r>
+              <w:rPr>
+                <w:noProof/>
+                <w:szCs w:val="21"/>
+              </w:rPr>
+              <w:t>测试需求分析：（</w:t>
+            </w:r>
+            <w:r>
+              <w:rPr>
+                <w:rFonts w:hint="eastAsia"/>
+                <w:noProof/>
+                <w:szCs w:val="21"/>
+              </w:rPr>
+              <w:t xml:space="preserve">6.2.4.5</w:t>
+            </w:r>
+            <w:r>
+              <w:rPr>
+                <w:noProof/>
+                <w:szCs w:val="21"/>
+              </w:rPr>
+              <w:t>）</w:t>
+            </w:r>
+            <w:r>
+              <w:rPr>
+                <w:rFonts w:hint="eastAsia"/>
+                <w:noProof/>
+                <w:szCs w:val="21"/>
+              </w:rPr>
+              <w:t xml:space="preserve">站内信测试项</w:t>
+            </w:r>
+          </w:p>
+          <w:p>
+            <w:pPr>
+              <w:rPr>
+                <w:i/>
+                <w:szCs w:val="21"/>
+              </w:rPr>
+            </w:pPr>
+            <w:r>
+              <w:rPr>
+                <w:noProof/>
+                <w:szCs w:val="21"/>
+              </w:rPr>
+              <w:t>测试需求标识：</w:t>
+            </w:r>
+            <w:r>
+              <w:rPr>
+                <w:rFonts w:hint="eastAsia"/>
+                <w:noProof/>
+                <w:szCs w:val="21"/>
+              </w:rPr>
+              <w:t xml:space="preserve">XQ_FT_DDDD</w:t>
+            </w:r>
+          </w:p>
+        </w:tc>
+      </w:tr>
+      <w:tr>
+        <w:tc>
+          <w:tcPr>
+            <w:tcW w:w="1827" w:type="dxa"/>
+            <w:gridSpan w:val="2"/>
+            <w:hideMark/>
+          </w:tcPr>
+          <w:p>
+            <w:pPr>
+              <w:jc w:val="center"/>
+              <w:rPr>
+                <w:rFonts w:eastAsia="黑体"/>
+                <w:bCs/>
+                <w:szCs w:val="21"/>
+              </w:rPr>
+            </w:pPr>
+            <w:r>
+              <w:rPr>
+                <w:rFonts w:eastAsia="黑体"/>
+                <w:bCs/>
+                <w:szCs w:val="21"/>
+              </w:rPr>
+              <w:t>测试用例综述</w:t>
+            </w:r>
+          </w:p>
+        </w:tc>
+        <w:tc>
+          <w:tcPr>
+            <w:tcW w:w="12145" w:type="dxa"/>
+            <w:gridSpan w:val="7"/>
+          </w:tcPr>
+          <w:p>
+            <w:pPr>
+              <w:rPr>
+                <w:szCs w:val="21"/>
+              </w:rPr>
+            </w:pPr>
+            <w:r>
+              <w:rPr>
+                <w:rFonts w:hint="eastAsia"/>
+                <w:szCs w:val="21"/>
+              </w:rPr>
+              <w:t xml:space="preserve">AAA</w:t>
+            </w:r>
+          </w:p>
+        </w:tc>
+      </w:tr>
+      <w:tr>
+        <w:tc>
+          <w:tcPr>
+            <w:tcW w:w="1827" w:type="dxa"/>
+            <w:gridSpan w:val="2"/>
+            <w:hideMark/>
+          </w:tcPr>
+          <w:p>
+            <w:pPr>
+              <w:jc w:val="center"/>
+              <w:rPr>
+                <w:rFonts w:eastAsia="黑体"/>
+                <w:bCs/>
+                <w:szCs w:val="21"/>
+              </w:rPr>
+            </w:pPr>
+            <w:r>
+              <w:rPr>
+                <w:rFonts w:eastAsia="黑体"/>
+                <w:bCs/>
+                <w:szCs w:val="21"/>
+              </w:rPr>
+              <w:t>用例初始化</w:t>
+            </w:r>
+          </w:p>
+        </w:tc>
+        <w:tc>
+          <w:tcPr>
+            <w:tcW w:w="12145" w:type="dxa"/>
+            <w:gridSpan w:val="7"/>
+          </w:tcPr>
+          <w:p>
+            <w:pPr>
+              <w:rPr>
+                <w:szCs w:val="21"/>
+              </w:rPr>
+            </w:pPr>
+            <w:r>
+              <w:rPr>
+                <w:rFonts w:hint="eastAsia"/>
+                <w:kern w:val="0"/>
+                <w:szCs w:val="21"/>
+              </w:rPr>
+              <w:t xml:space="preserve">软件正常启动，正常运行</w:t>
+            </w:r>
+          </w:p>
+        </w:tc>
+      </w:tr>
+      <w:tr>
+        <w:tc>
+          <w:tcPr>
+            <w:tcW w:w="1827" w:type="dxa"/>
+            <w:gridSpan w:val="2"/>
+            <w:hideMark/>
+          </w:tcPr>
+          <w:p>
+            <w:pPr>
+              <w:jc w:val="center"/>
+              <w:rPr>
+                <w:rFonts w:eastAsia="黑体"/>
+                <w:bCs/>
+                <w:szCs w:val="21"/>
+              </w:rPr>
+            </w:pPr>
+            <w:r>
+              <w:rPr>
+                <w:rFonts w:eastAsia="黑体"/>
+                <w:bCs/>
+                <w:szCs w:val="21"/>
+              </w:rPr>
+              <w:t>前提和约束</w:t>
+            </w:r>
+          </w:p>
+        </w:tc>
+        <w:tc>
+          <w:tcPr>
+            <w:tcW w:w="12145" w:type="dxa"/>
+            <w:gridSpan w:val="7"/>
+          </w:tcPr>
+          <w:p>
+            <w:pPr>
+              <w:rPr>
+                <w:szCs w:val="21"/>
+              </w:rPr>
+            </w:pPr>
+            <w:r>
+              <w:rPr>
+                <w:rFonts w:hint="eastAsia"/>
+                <w:kern w:val="0"/>
+                <w:szCs w:val="21"/>
+              </w:rPr>
+              <w:t xml:space="preserve">软件正常启动，外部接口运行正常</w:t>
+            </w:r>
+          </w:p>
+        </w:tc>
+      </w:tr>
+      <w:tr>
+        <w:tc>
+          <w:tcPr>
+            <w:tcW w:w="13972" w:type="dxa"/>
+            <w:gridSpan w:val="9"/>
+            <w:hideMark/>
+          </w:tcPr>
+          <w:p>
+            <w:pPr>
+              <w:jc w:val="center"/>
+              <w:rPr>
+                <w:rFonts w:eastAsia="黑体"/>
+                <w:bCs/>
+                <w:szCs w:val="21"/>
+              </w:rPr>
+            </w:pPr>
+            <w:r>
+              <w:rPr>
+                <w:rFonts w:eastAsia="黑体"/>
+                <w:bCs/>
+                <w:szCs w:val="21"/>
+              </w:rPr>
+              <w:t>测试步骤</w:t>
+            </w:r>
+          </w:p>
+        </w:tc>
+      </w:tr>
+      <w:tr>
+        <w:tc>
+          <w:tcPr>
+            <w:tcW w:w="1181" w:type="dxa"/>
+            <w:hideMark/>
+          </w:tcPr>
+          <w:p>
+            <w:pPr>
+              <w:jc w:val="center"/>
+              <w:rPr>
+                <w:rFonts w:eastAsia="黑体"/>
+                <w:bCs/>
+                <w:szCs w:val="21"/>
+              </w:rPr>
+            </w:pPr>
+            <w:r>
+              <w:rPr>
+                <w:rFonts w:eastAsia="黑体"/>
+                <w:bCs/>
+                <w:szCs w:val="21"/>
+              </w:rPr>
+              <w:t>序号</w:t>
+            </w:r>
+          </w:p>
+        </w:tc>
+        <w:tc>
+          <w:tcPr>
+            <w:tcW w:w="4335" w:type="dxa"/>
+            <w:gridSpan w:val="2"/>
+            <w:hideMark/>
+          </w:tcPr>
+          <w:p>
+            <w:pPr>
+              <w:jc w:val="center"/>
+              <w:rPr>
+                <w:rFonts w:eastAsia="黑体"/>
+                <w:bCs/>
+                <w:szCs w:val="21"/>
+              </w:rPr>
+            </w:pPr>
+            <w:r>
+              <w:rPr>
+                <w:rFonts w:eastAsia="黑体"/>
+                <w:bCs/>
+                <w:szCs w:val="21"/>
+              </w:rPr>
+              <w:t>输入及操作</w:t>
+            </w:r>
+          </w:p>
+        </w:tc>
+        <w:tc>
+          <w:tcPr>
+            <w:tcW w:w="2694" w:type="dxa"/>
+            <w:gridSpan w:val="3"/>
+            <w:hideMark/>
+          </w:tcPr>
+          <w:p>
+            <w:pPr>
+              <w:jc w:val="center"/>
+              <w:rPr>
+                <w:rFonts w:eastAsia="黑体"/>
+                <w:bCs/>
+                <w:szCs w:val="21"/>
+              </w:rPr>
+            </w:pPr>
+            <w:r>
+              <w:rPr>
+                <w:rFonts w:eastAsia="黑体"/>
+                <w:bCs/>
+                <w:szCs w:val="21"/>
+              </w:rPr>
+              <w:t>期望结果与评估标准</w:t>
+            </w:r>
+          </w:p>
+        </w:tc>
+        <w:tc>
+          <w:tcPr>
+            <w:tcW w:w="4533" w:type="dxa"/>
+            <w:gridSpan w:val="2"/>
+            <w:hideMark/>
+          </w:tcPr>
+          <w:p>
+            <w:pPr>
+              <w:jc w:val="center"/>
+              <w:rPr>
+                <w:rFonts w:eastAsia="黑体"/>
+                <w:bCs/>
+                <w:szCs w:val="21"/>
+              </w:rPr>
+            </w:pPr>
+            <w:r>
+              <w:rPr>
+                <w:rFonts w:eastAsia="黑体"/>
+                <w:bCs/>
+                <w:szCs w:val="21"/>
+              </w:rPr>
+              <w:t>实测结果</w:t>
+            </w:r>
+          </w:p>
+        </w:tc>
+        <w:tc>
+          <w:tcPr>
+            <w:tcW w:w="1229" w:type="dxa"/>
+            <w:hideMark/>
+          </w:tcPr>
+          <w:p>
+            <w:pPr>
+              <w:jc w:val="center"/>
+              <w:rPr>
+                <w:rFonts w:eastAsia="黑体"/>
+                <w:bCs/>
+                <w:szCs w:val="21"/>
+              </w:rPr>
+            </w:pPr>
+            <w:r>
+              <w:rPr>
+                <w:rFonts w:eastAsia="黑体"/>
+                <w:bCs/>
+                <w:szCs w:val="21"/>
+              </w:rPr>
+              <w:t>通过</w:t>
+            </w:r>
+          </w:p>
+          <w:p>
+            <w:pPr>
+              <w:jc w:val="center"/>
+              <w:rPr>
+                <w:rFonts w:eastAsia="黑体"/>
+                <w:bCs/>
+                <w:szCs w:val="21"/>
+              </w:rPr>
+            </w:pPr>
+            <w:r>
+              <w:rPr>
+                <w:rFonts w:eastAsia="黑体"/>
+                <w:bCs/>
+                <w:szCs w:val="21"/>
+              </w:rPr>
+              <w:t>与否</w:t>
+            </w:r>
+          </w:p>
+        </w:tc>
+      </w:tr>
+      <w:tr>
+        <w:tc>
+          <w:tcPr>
+            <w:tcW w:w="1181" w:type="dxa"/>
+          </w:tcPr>
+          <w:p>
+            <w:pPr>
+              <w:jc w:val="center"/>
+              <w:rPr>
+                <w:szCs w:val="21"/>
+              </w:rPr>
+            </w:pPr>
+            <w:r>
+              <w:rPr>
+                <w:rFonts w:hint="eastAsia"/>
+                <w:szCs w:val="21"/>
+              </w:rPr>
+              <w:t xml:space="preserve">1</w:t>
+            </w:r>
+          </w:p>
+        </w:tc>
+        <w:tc>
+          <w:tcPr>
+            <w:tcW w:w="4335" w:type="dxa"/>
+            <w:gridSpan w:val="2"/>
+          </w:tcPr>
+          <w:p>
+            <w:pPr>
+              <w:wordWrap w:val="0"/>
+              <w:adjustRightInd w:val="0"/>
+              <w:rPr>
+                <w:szCs w:val="21"/>
+              </w:rPr>
+            </w:pPr>
+            <w:r>
+              <w:rPr>
+                <w:rFonts w:hint="eastAsia"/>
+                <w:szCs w:val="21"/>
+              </w:rPr>
+              <w:t xml:space="preserve"/>
+            </w:r>
+            <w:r>
+              <w:rPr>
+                <w:szCs w:val="21"/>
+              </w:rPr>
+              <w:t xml:space="preserve">123，321，123</w:t>
+            </w:r>
+            <w:r>
+              <w:rPr>
+                <w:rFonts w:hint="eastAsia"/>
+                <w:szCs w:val="21"/>
+              </w:rPr>
+              <w:t xml:space="preserve"/>
+            </w:r>
+          </w:p>
+        </w:tc>
+        <w:tc>
+          <w:tcPr>
+            <w:tcW w:w="2694" w:type="dxa"/>
+            <w:gridSpan w:val="3"/>
+          </w:tcPr>
+          <w:p>
+            <w:pPr>
+              <w:rPr>
+                <w:noProof/>
+                <w:szCs w:val="21"/>
+              </w:rPr>
+            </w:pPr>
+            <w:r>
+              <w:rPr>
+                <w:rFonts w:hint="eastAsia"/>
+                <w:noProof/>
+                <w:szCs w:val="21"/>
+              </w:rPr>
+              <w:lastRenderedPageBreak/>
+              <w:t xml:space="preserve">123</w:t>
+            </w:r>
+          </w:p>
+        </w:tc>
+        <w:tc>
+          <w:tcPr>
+            <w:tcW w:w="4533" w:type="dxa"/>
+            <w:gridSpan w:val="2"/>
+          </w:tcPr>
+          <w:p>
+            <w:pPr>
+              <w:wordWrap w:val="0"/>
+              <w:adjustRightInd w:val="0"/>
+              <w:rPr>
+                <w:szCs w:val="21"/>
+              </w:rPr>
+            </w:pPr>
+            <w:r>
+              <w:rPr>
+                <w:rFonts w:hint="eastAsia"/>
+                <w:szCs w:val="21"/>
+              </w:rPr>
+              <w:t xml:space="preserve"/>
+            </w:r>
+            <w:r>
+              <w:rPr>
+                <w:szCs w:val="21"/>
+              </w:rPr>
+              <w:t xml:space="preserve"/>
+            </w:r>
+            <w:r>
+              <w:rPr>
+                <w:rFonts w:hint="eastAsia"/>
+                <w:szCs w:val="21"/>
+              </w:rPr>
+              <w:t xml:space="preserve"/>
+            </w:r>
+          </w:p>
+        </w:tc>
+        <w:tc>
+          <w:tcPr>
+            <w:tcW w:w="1229" w:type="dxa"/>
+          </w:tcPr>
+          <w:p>
+            <w:pPr>
+              <w:rPr>
+                <w:noProof/>
+                <w:szCs w:val="21"/>
+              </w:rPr>
+            </w:pPr>
+            <w:r>
+              <w:rPr>
+                <w:rFonts w:hint="eastAsia"/>
+                <w:noProof/>
+                <w:szCs w:val="21"/>
+              </w:rPr>
+              <w:lastRenderedPageBreak/>
+              <w:t xml:space="preserve">未执行</w:t>
+            </w:r>
+          </w:p>
+        </w:tc>
+      </w:tr>
+      <w:tr>
+        <w:tc>
+          <w:tcPr>
+            <w:tcW w:w="1827" w:type="dxa"/>
+            <w:gridSpan w:val="2"/>
+            <w:hideMark/>
+          </w:tcPr>
+          <w:p>
+            <w:pPr>
+              <w:jc w:val="center"/>
+              <w:rPr>
+                <w:rFonts w:eastAsia="黑体"/>
+                <w:bCs/>
+                <w:szCs w:val="21"/>
+              </w:rPr>
+            </w:pPr>
+            <w:r>
+              <w:rPr>
+                <w:rFonts w:eastAsia="黑体"/>
+                <w:bCs/>
+                <w:szCs w:val="21"/>
+              </w:rPr>
+              <w:t>执行状态</w:t>
+            </w:r>
+          </w:p>
+        </w:tc>
+        <w:tc>
+          <w:tcPr>
+            <w:tcW w:w="4086" w:type="dxa"/>
+            <w:gridSpan w:val="2"/>
+          </w:tcPr>
+          <w:p>
+            <w:pPr>
+              <w:rPr>
+                <w:szCs w:val="21"/>
+              </w:rPr>
+            </w:pPr>
+            <w:r>
+              <w:rPr>
+                <w:rFonts w:hint="eastAsia"/>
+                <w:szCs w:val="21"/>
+              </w:rPr>
+              <w:t>已执行</w:t>
+            </w:r>
+          </w:p>
+        </w:tc>
+        <w:tc>
+          <w:tcPr>
+            <w:tcW w:w="2297" w:type="dxa"/>
+            <w:gridSpan w:val="2"/>
+            <w:hideMark/>
+          </w:tcPr>
+          <w:p>
+            <w:pPr>
+              <w:jc w:val="center"/>
+              <w:rPr>
+                <w:rFonts w:eastAsia="黑体"/>
+                <w:bCs/>
+                <w:szCs w:val="21"/>
+              </w:rPr>
+            </w:pPr>
+            <w:r>
+              <w:rPr>
+                <w:rFonts w:eastAsia="黑体"/>
+                <w:bCs/>
+                <w:szCs w:val="21"/>
+              </w:rPr>
+              <w:t>测试时间</w:t>
+            </w:r>
+          </w:p>
+        </w:tc>
+        <w:tc>
+          <w:tcPr>
+            <w:tcW w:w="5762" w:type="dxa"/>
+            <w:gridSpan w:val="3"/>
+          </w:tcPr>
+          <w:p>
+            <w:pPr>
+              <w:rPr>
+                <w:noProof/>
+                <w:szCs w:val="21"/>
+              </w:rPr>
+            </w:pPr>
+            <w:r>
+              <w:rPr>
+                <w:rFonts w:hint="eastAsia"/>
+                <w:noProof/>
+                <w:szCs w:val="21"/>
+              </w:rPr>
+              <w:t xml:space="preserve">2024-09-09</w:t>
+            </w:r>
+          </w:p>
+        </w:tc>
+      </w:tr>
+      <w:tr>
+        <w:tc>
+          <w:tcPr>
+            <w:tcW w:w="1827" w:type="dxa"/>
+            <w:gridSpan w:val="2"/>
+            <w:hideMark/>
+          </w:tcPr>
+          <w:p>
+            <w:pPr>
+              <w:jc w:val="center"/>
+              <w:rPr>
+                <w:rFonts w:eastAsia="黑体"/>
+                <w:bCs/>
+                <w:szCs w:val="21"/>
+              </w:rPr>
+            </w:pPr>
+            <w:r>
+              <w:rPr>
+                <w:rFonts w:eastAsia="黑体"/>
+                <w:bCs/>
+                <w:szCs w:val="21"/>
+              </w:rPr>
+              <w:t>测试人员</w:t>
+            </w:r>
+          </w:p>
+        </w:tc>
+        <w:tc>
+          <w:tcPr>
+            <w:tcW w:w="4086" w:type="dxa"/>
+            <w:gridSpan w:val="2"/>
+          </w:tcPr>
+          <w:p>
+            <w:pPr>
+              <w:rPr>
+                <w:noProof/>
+                <w:szCs w:val="21"/>
+              </w:rPr>
+            </w:pPr>
+            <w:r>
+              <w:rPr>
+                <w:rFonts w:hint="eastAsia"/>
+                <w:noProof/>
+                <w:szCs w:val="21"/>
+              </w:rPr>
+              <w:t xml:space="preserve">陈俊亦</w:t>
+            </w:r>
+          </w:p>
+        </w:tc>
+        <w:tc>
+          <w:tcPr>
+            <w:tcW w:w="2297" w:type="dxa"/>
+            <w:gridSpan w:val="2"/>
+          </w:tcPr>
+          <w:p>
+            <w:pPr>
+              <w:jc w:val="center"/>
+              <w:rPr>
+                <w:rFonts w:eastAsia="黑体"/>
+                <w:bCs/>
+                <w:szCs w:val="21"/>
+              </w:rPr>
+            </w:pPr>
+            <w:r>
+              <w:rPr>
+                <w:rFonts w:eastAsia="黑体"/>
+                <w:bCs/>
+                <w:szCs w:val="21"/>
+              </w:rPr>
+              <w:t>监测人员</w:t>
+            </w:r>
+          </w:p>
+        </w:tc>
+        <w:tc>
+          <w:tcPr>
+            <w:tcW w:w="5762" w:type="dxa"/>
+            <w:gridSpan w:val="3"/>
+          </w:tcPr>
+          <w:p>
+            <w:pPr>
+              <w:rPr>
+                <w:noProof/>
+                <w:szCs w:val="21"/>
+              </w:rPr>
+            </w:pPr>
+            <w:r>
+              <w:rPr>
+                <w:rFonts w:hint="eastAsia"/>
+                <w:noProof/>
+                <w:szCs w:val="21"/>
+              </w:rPr>
+              <w:t xml:space="preserve">陈俊亦</w:t>
+            </w:r>
+          </w:p>
+        </w:tc>
+      </w:tr>
+      <w:tr>
+        <w:tc>
+          <w:tcPr>
+            <w:tcW w:w="1827" w:type="dxa"/>
+            <w:gridSpan w:val="2"/>
+            <w:hideMark/>
+          </w:tcPr>
+          <w:p>
+            <w:pPr>
+              <w:jc w:val="center"/>
+              <w:rPr>
+                <w:rFonts w:eastAsia="黑体"/>
+                <w:bCs/>
+                <w:szCs w:val="21"/>
+              </w:rPr>
+            </w:pPr>
+            <w:r>
+              <w:rPr>
+                <w:rFonts w:eastAsia="黑体"/>
+                <w:bCs/>
+                <w:szCs w:val="21"/>
+              </w:rPr>
+              <w:t>问题单标识</w:t>
+            </w:r>
+          </w:p>
+        </w:tc>
+        <w:tc>
+          <w:tcPr>
+            <w:tcW w:w="12145" w:type="dxa"/>
+            <w:gridSpan w:val="7"/>
+          </w:tcPr>
+          <w:p>
+            <w:pPr>
+              <w:rPr>
+                <w:noProof/>
+                <w:szCs w:val="21"/>
+              </w:rPr>
+            </w:pPr>
+            <w:r>
+              <w:rPr>
+                <w:rFonts w:hint="eastAsia"/>
+                <w:noProof/>
+                <w:szCs w:val="21"/>
+              </w:rPr>
+              <w:t xml:space="preserve"/>
+            </w:r>
+          </w:p>
+        </w:tc>
+      </w:tr>
+      <w:tr>
+        <w:tc>
+          <w:tcPr>
+            <w:tcW w:w="1827" w:type="dxa"/>
+            <w:gridSpan w:val="2"/>
+          </w:tcPr>
+          <w:p>
+            <w:pPr>
+              <w:jc w:val="center"/>
+              <w:rPr>
+                <w:rFonts w:eastAsia="黑体"/>
+                <w:bCs/>
+                <w:szCs w:val="21"/>
+              </w:rPr>
+            </w:pPr>
+            <w:r>
+              <w:rPr>
+                <w:rFonts w:eastAsia="黑体"/>
+                <w:bCs/>
+                <w:szCs w:val="21"/>
+              </w:rPr>
+              <w:t>备注</w:t>
+            </w:r>
+          </w:p>
+        </w:tc>
+        <w:tc>
+          <w:tcPr>
+            <w:tcW w:w="12145" w:type="dxa"/>
+            <w:gridSpan w:val="7"/>
+          </w:tcPr>
+          <w:p>
+            <w:pPr>
+              <w:rPr>
+                <w:noProof/>
+                <w:szCs w:val="21"/>
+              </w:rPr>
+            </w:pPr>
+            <w:r>
+              <w:rPr>
+                <w:rFonts w:hint="eastAsia"/>
+                <w:noProof/>
+                <w:szCs w:val="21"/>
+              </w:rPr>
+              <w:t>/</w:t>
+            </w:r>
+          </w:p>
+        </w:tc>
+      </w:tr>
+    </w:tbl>
+    <w:p/>
     <w:p/>
     <w:sectPr>
       <w:headerReference w:type="even" r:id="rId8"/>
